--- a/templates/_Racine-Actifs/2026-03_Contrat-Domiciliation_Template.docx
+++ b/templates/_Racine-Actifs/2026-03_Contrat-Domiciliation_Template.docx
@@ -51,7 +51,7 @@
           <w:szCs w:val="22"/>
           <w:lang w:val="fr-FR"/>
         </w:rPr>
-        <w:t xml:space="preserve">{{ RAISON_SOCIALE }}</w:t>
+        <w:t xml:space="preserve">{{ SOCIETE_RAISON_SOCIALE }}</w:t>
       </w:r>
       <w:r>
         <w:rPr>
@@ -59,7 +59,7 @@
           <w:szCs w:val="22"/>
           <w:lang w:val="fr-FR"/>
         </w:rPr>
-        <w:t xml:space="preserve">, {{ FORME_JURIDIQUE }}</w:t>
+        <w:t xml:space="preserve">, {{ SOCIETE_FORME_JURIDIQUE }}</w:t>
       </w:r>
     </w:p>
     <w:p>
@@ -82,7 +82,7 @@
           <w:szCs w:val="22"/>
           <w:lang w:val="fr-FR"/>
         </w:rPr>
-        <w:t xml:space="preserve">{{ ICE }}</w:t>
+        <w:t xml:space="preserve">{{ SOCIETE_ICE }}</w:t>
       </w:r>
     </w:p>
     <w:p>
@@ -160,7 +160,7 @@
                 <w:szCs w:val="22"/>
                 <w:lang w:val="fr-FR"/>
               </w:rPr>
-              <w:t xml:space="preserve">{{ NOM_COMPLET }}</w:t>
+              <w:t xml:space="preserve">{{ ASSOCIE_NOM_COMPLET }}</w:t>
             </w:r>
           </w:p>
         </w:tc>
@@ -179,7 +179,7 @@
                 <w:szCs w:val="22"/>
                 <w:lang w:val="fr-FR"/>
               </w:rPr>
-              <w:t xml:space="preserve">{{ NOMBRE_PARTS }}</w:t>
+              <w:t xml:space="preserve">{{ SOCIETE_PART_SOCIAL }}</w:t>
             </w:r>
           </w:p>
         </w:tc>
@@ -213,7 +213,7 @@
           <w:szCs w:val="22"/>
           <w:lang w:val="fr-FR"/>
         </w:rPr>
-        <w:t xml:space="preserve">{{ VILLE }}</w:t>
+        <w:t xml:space="preserve">{{ SOCIETE_VILLE }}</w:t>
       </w:r>
       <w:r>
         <w:rPr>

--- a/templates/_Racine-Actifs/2026-03_Contrat-Domiciliation_Template.docx
+++ b/templates/_Racine-Actifs/2026-03_Contrat-Domiciliation_Template.docx
@@ -204,7 +204,7 @@
           <w:szCs w:val="22"/>
           <w:lang w:val="fr-FR"/>
         </w:rPr>
-        <w:t xml:space="preserve">Fait a </w:t>
+        <w:t xml:space="preserve">Fait a {{ SOCIETE_VILLE }}, le {{ CONTRAT_DATE }}</w:t>
       </w:r>
       <w:r>
         <w:rPr>
@@ -213,7 +213,7 @@
           <w:szCs w:val="22"/>
           <w:lang w:val="fr-FR"/>
         </w:rPr>
-        <w:t xml:space="preserve">{{ SOCIETE_VILLE }}</w:t>
+        <w:t xml:space="preserve"/>
       </w:r>
       <w:r>
         <w:rPr>
@@ -221,7 +221,7 @@
           <w:szCs w:val="22"/>
           <w:lang w:val="fr-FR"/>
         </w:rPr>
-        <w:t xml:space="preserve">, le </w:t>
+        <w:t xml:space="preserve"/>
       </w:r>
       <w:r>
         <w:rPr>
@@ -230,7 +230,7 @@
           <w:szCs w:val="22"/>
           <w:lang w:val="fr-FR"/>
         </w:rPr>
-        <w:t xml:space="preserve">{{ DATE }}</w:t>
+        <w:t xml:space="preserve"/>
       </w:r>
     </w:p>
   </w:body>

--- a/templates/_Racine-Actifs/2026-03_Contrat-Domiciliation_Template.docx
+++ b/templates/_Racine-Actifs/2026-03_Contrat-Domiciliation_Template.docx
@@ -51,7 +51,7 @@
           <w:szCs w:val="22"/>
           <w:lang w:val="fr-FR"/>
         </w:rPr>
-        <w:t xml:space="preserve">{{ SOCIETE_RAISON_SOCIALE }}</w:t>
+        <w:t xml:space="preserve">_SOCIETE_RAISON_SOCIALE_</w:t>
       </w:r>
       <w:r>
         <w:rPr>
@@ -59,7 +59,7 @@
           <w:szCs w:val="22"/>
           <w:lang w:val="fr-FR"/>
         </w:rPr>
-        <w:t xml:space="preserve">, {{ SOCIETE_FORME_JURIDIQUE }}</w:t>
+        <w:t xml:space="preserve">, _SOCIETE_FORME_JURIDIQUE_</w:t>
       </w:r>
     </w:p>
     <w:p>
@@ -82,7 +82,7 @@
           <w:szCs w:val="22"/>
           <w:lang w:val="fr-FR"/>
         </w:rPr>
-        <w:t xml:space="preserve">{{ SOCIETE_ICE }}</w:t>
+        <w:t xml:space="preserve">_SOCIETE_ICE_</w:t>
       </w:r>
     </w:p>
     <w:p>
@@ -160,7 +160,7 @@
                 <w:szCs w:val="22"/>
                 <w:lang w:val="fr-FR"/>
               </w:rPr>
-              <w:t xml:space="preserve">{{ ASSOCIE_NOM_COMPLET }}</w:t>
+              <w:t xml:space="preserve">_ASSOCIE_NOM_COMPLET_</w:t>
             </w:r>
           </w:p>
         </w:tc>
@@ -179,7 +179,7 @@
                 <w:szCs w:val="22"/>
                 <w:lang w:val="fr-FR"/>
               </w:rPr>
-              <w:t xml:space="preserve">{{ SOCIETE_PART_SOCIAL }}</w:t>
+              <w:t xml:space="preserve">_SOCIETE_PART_SOCIAL_</w:t>
             </w:r>
           </w:p>
         </w:tc>
@@ -204,7 +204,7 @@
           <w:szCs w:val="22"/>
           <w:lang w:val="fr-FR"/>
         </w:rPr>
-        <w:t xml:space="preserve">Fait a {{ SOCIETE_VILLE }}, le {{ CONTRAT_DATE }}</w:t>
+        <w:t xml:space="preserve">Fait a _SOCIETE_VILLE_, le _CONTRAT_DATE_</w:t>
       </w:r>
       <w:r>
         <w:rPr>
